--- a/outputs/a43/a43_ficha_tecnica.docx
+++ b/outputs/a43/a43_ficha_tecnica.docx
@@ -20,49 +20,6 @@
         <w:rPr>
           <w:noProof/>
         </w:rPr>
-        <w:drawing>
-          <ns3:anchor distT="0" distB="0" distL="114300" distR="114300" simplePos="0" relativeHeight="251658240" behindDoc="0" locked="0" layoutInCell="1" hidden="0" allowOverlap="1" ns4:anchorId="7490E72F" ns4:editId="7601E0FE">
-            <ns3:simplePos x="0" y="0"/>
-            <ns3:positionH relativeFrom="column">
-              <ns3:posOffset>590550</ns3:posOffset>
-            </ns3:positionH>
-            <ns3:positionV relativeFrom="paragraph">
-              <ns3:posOffset>0</ns3:posOffset>
-            </ns3:positionV>
-            <ns3:extent cx="3373120" cy="2032000"/>
-            <ns3:effectExtent l="0" t="0" r="0" b="0"/>
-            <ns3:wrapSquare wrapText="bothSides" distT="0" distB="0" distL="114300" distR="114300"/>
-            <ns3:docPr id="1001" name="image5.jpg" descr="A logo with green leaves  AI-generated content may be incorrect."/>
-            <ns3:cNvGraphicFramePr/>
-            <ns5:graphic>
-              <ns5:graphicData uri="http://schemas.openxmlformats.org/drawingml/2006/picture">
-                <ns6:pic>
-                  <ns6:nvPicPr>
-                    <ns6:cNvPr id="0" name="image5.jpg" descr="A logo with green leaves  AI-generated content may be incorrect."/>
-                    <ns6:cNvPicPr preferRelativeResize="0"/>
-                  </ns6:nvPicPr>
-                  <ns6:blipFill>
-                    <ns5:blip ns7:embed="rId9"/>
-                    <ns5:srcRect/>
-                    <ns5:stretch>
-                      <ns5:fillRect/>
-                    </ns5:stretch>
-                  </ns6:blipFill>
-                  <ns6:spPr>
-                    <ns5:xfrm>
-                      <ns5:off x="0" y="0"/>
-                      <ns5:ext cx="3373120" cy="2032000"/>
-                    </ns5:xfrm>
-                    <ns5:prstGeom prst="rect">
-                      <ns5:avLst/>
-                    </ns5:prstGeom>
-                    <ns5:ln/>
-                  </ns6:spPr>
-                </ns6:pic>
-              </ns5:graphicData>
-            </ns5:graphic>
-          </ns3:anchor>
-        </w:drawing>
       </w:r>
     </w:p>
     <w:p ns2:paraId="5ED55FDB" ns2:textId="77777777"/>
@@ -72,49 +29,6 @@
         <w:rPr>
           <w:noProof/>
         </w:rPr>
-        <w:drawing>
-          <ns3:anchor distT="0" distB="0" distL="114300" distR="114300" simplePos="0" relativeHeight="251659264" behindDoc="0" locked="0" layoutInCell="1" hidden="0" allowOverlap="1" ns4:anchorId="41217845" ns4:editId="3C0FBC9E">
-            <ns3:simplePos x="0" y="0"/>
-            <ns3:positionH relativeFrom="column">
-              <ns3:posOffset>2634615</ns3:posOffset>
-            </ns3:positionH>
-            <ns3:positionV relativeFrom="paragraph">
-              <ns3:posOffset>130810</ns3:posOffset>
-            </ns3:positionV>
-            <ns3:extent cx="2266950" cy="1295400"/>
-            <ns3:effectExtent l="0" t="0" r="0" b="0"/>
-            <ns3:wrapNone/>
-            <ns3:docPr id="1002" name="image1.png" descr="A black background with white text and brown lines  AI-generated content may be incorrect."/>
-            <ns3:cNvGraphicFramePr/>
-            <ns5:graphic>
-              <ns5:graphicData uri="http://schemas.openxmlformats.org/drawingml/2006/picture">
-                <ns6:pic>
-                  <ns6:nvPicPr>
-                    <ns6:cNvPr id="0" name="image1.png" descr="A black background with white text and brown lines  AI-generated content may be incorrect."/>
-                    <ns6:cNvPicPr preferRelativeResize="0"/>
-                  </ns6:nvPicPr>
-                  <ns6:blipFill>
-                    <ns5:blip ns7:embed="rId10"/>
-                    <ns5:srcRect/>
-                    <ns5:stretch>
-                      <ns5:fillRect/>
-                    </ns5:stretch>
-                  </ns6:blipFill>
-                  <ns6:spPr>
-                    <ns5:xfrm>
-                      <ns5:off x="0" y="0"/>
-                      <ns5:ext cx="2266950" cy="1295400"/>
-                    </ns5:xfrm>
-                    <ns5:prstGeom prst="rect">
-                      <ns5:avLst/>
-                    </ns5:prstGeom>
-                    <ns5:ln/>
-                  </ns6:spPr>
-                </ns6:pic>
-              </ns5:graphicData>
-            </ns5:graphic>
-          </ns3:anchor>
-        </w:drawing>
       </w:r>
     </w:p>
     <w:p ns2:paraId="510A3F8A" ns2:textId="77777777"/>
@@ -175,7 +89,7 @@
           <w:sz w:val="60"/>
           <w:szCs w:val="60"/>
         </w:rPr>
-        <w:t xml:space="preserve">a43 · cereals-dnsl-anomaly-fault-detection</w:t>
+        <w:t>a43 · cereals-dnsl-anomaly-fault-detection</w:t>
       </w:r>
     </w:p>
     <w:p ns2:paraId="77EA3F8E" ns2:textId="77777777">
@@ -196,7 +110,7 @@
           <w:sz w:val="44"/>
           <w:szCs w:val="44"/>
         </w:rPr>
-        <w:t xml:space="preserve">Especificación técnica para integración en la plataforma DatagIA</w:t>
+        <w:t>Especificación técnica para integración en la plataforma DatagIA</w:t>
       </w:r>
     </w:p>
     <w:p ns2:paraId="70952EAF" ns2:textId="77777777">
@@ -216,7 +130,7 @@
           <w:sz w:val="32"/>
           <w:szCs w:val="32"/>
         </w:rPr>
-        <w:t xml:space="preserve">Agosto 2026</w:t>
+        <w:t>Agosto 2026</w:t>
       </w:r>
     </w:p>
     <w:p ns2:paraId="262CD268" ns2:textId="77777777">
@@ -224,53 +138,8 @@
         <w:rPr>
           <w:noProof/>
         </w:rPr>
-        <w:drawing>
-          <ns3:anchor distT="0" distB="0" distL="0" distR="0" simplePos="0" relativeHeight="251660288" behindDoc="1" locked="0" layoutInCell="1" hidden="0" allowOverlap="1" ns4:anchorId="42C3D32A" ns4:editId="6D88BCF5">
-            <ns3:simplePos x="0" y="0"/>
-            <ns3:positionH relativeFrom="margin">
-              <ns3:align>center</ns3:align>
-            </ns3:positionH>
-            <ns3:positionV relativeFrom="margin">
-              <ns3:align>center</ns3:align>
-            </ns3:positionV>
-            <ns3:extent cx="5397500" cy="5280025"/>
-            <ns3:effectExtent l="0" t="0" r="0" b="0"/>
-            <ns3:wrapNone/>
-            <ns3:docPr id="1003" name="image2.png"/>
-            <ns3:cNvGraphicFramePr/>
-            <ns5:graphic>
-              <ns5:graphicData uri="http://schemas.openxmlformats.org/drawingml/2006/picture">
-                <ns6:pic>
-                  <ns6:nvPicPr>
-                    <ns6:cNvPr id="0" name="image2.png"/>
-                    <ns6:cNvPicPr preferRelativeResize="0"/>
-                  </ns6:nvPicPr>
-                  <ns6:blipFill>
-                    <ns5:blip ns7:embed="rId11"/>
-                    <ns5:srcRect/>
-                    <ns5:stretch>
-                      <ns5:fillRect/>
-                    </ns5:stretch>
-                  </ns6:blipFill>
-                  <ns6:spPr>
-                    <ns5:xfrm>
-                      <ns5:off x="0" y="0"/>
-                      <ns5:ext cx="5397500" cy="5280025"/>
-                    </ns5:xfrm>
-                    <ns5:prstGeom prst="rect">
-                      <ns5:avLst/>
-                    </ns5:prstGeom>
-                    <ns5:ln/>
-                  </ns6:spPr>
-                </ns6:pic>
-              </ns5:graphicData>
-            </ns5:graphic>
-          </ns3:anchor>
-        </w:drawing>
       </w:r>
-      <w:r>
-        <w:br w:type="page"/>
-      </w:r>
+      <w:r/>
     </w:p>
     <w:p ns2:paraId="2090A9BD" ns2:textId="77777777"/>
     <w:p ns2:paraId="49E44998" ns2:textId="77777777"/>
@@ -292,9 +161,7 @@
           <w:rFonts w:ascii="Liberalisation sans narrow" w:eastAsia="Liberalisation sans narrow" w:hAnsi="Liberalisation sans narrow" w:cs="Liberalisation sans narrow"/>
         </w:rPr>
       </w:pPr>
-      <w:r>
-        <w:br w:type="page"/>
-      </w:r>
+      <w:r/>
     </w:p>
     <w:p ns2:paraId="02E1F42B" ns2:textId="77777777">
       <w:pPr>
@@ -338,9 +205,7 @@
           <w:color w:val="203441"/>
         </w:rPr>
       </w:pPr>
-      <w:r>
-        <w:br w:type="page"/>
-      </w:r>
+      <w:r/>
       <w:bookmarkStart w:id="0" w:name="_heading=h.33jjin156j5n" w:colFirst="0" w:colLast="0"/>
       <w:bookmarkEnd w:id="0"/>
     </w:p>
@@ -354,7 +219,6 @@
         <w:rPr>
           <w:rFonts w:ascii="Liberation sans narrow" w:eastAsia="Liberation sans narrow" w:hAnsi="Liberation sans narrow" w:cs="Liberation sans narrow"/>
         </w:rPr>
-        <w:fldChar w:fldCharType="end"/>
       </w:r>
     </w:p>
     <w:p ns2:paraId="71B34098" ns2:textId="08771405">
@@ -381,9 +245,7 @@
           <w:color w:val="203441"/>
         </w:rPr>
       </w:pPr>
-      <w:r>
-        <w:br w:type="page"/>
-      </w:r>
+      <w:r/>
     </w:p>
     <w:p ns2:paraId="73C6066A" ns2:textId="77777777">
       <w:pPr>
@@ -392,7 +254,6 @@
       </w:pPr>
       <w:bookmarkStart w:id="6" w:name="_Toc233977723"/>
       <w:r>
-        <w:lastRenderedPageBreak/>
         <w:t>1. Información general del modelo</w:t>
       </w:r>
       <w:bookmarkEnd w:id="6"/>
@@ -576,7 +437,7 @@
           </w:tcPr>
           <w:p ns2:paraId="4321CCA3" ns2:textId="77777777">
             <w:r>
-              <w:t xml:space="preserve">Modelo híbrido Deep Neuro-Fuzzy (BiLSTM + reglas fuzzy tipo ANFIS/TSK, fusión tardía) que clasifica ventanas de 180 minutos de telemetría de un horno industrial de procesado de cereales como Normal o Fallo. Incorpora una capa XAI (SHAP sobre la rama temporal + activación de reglas fuzzy) que genera un estado interpretativo, bloques de subsistema implicados y acciones correctivas recomendadas (CU43+CU44 integrados en un único plugin).</w:t>
+              <w:t xml:space="preserve">Modelo híbrido Deep Neuro-Fuzzy (BiLSTM + reglas fuzzy tipo ANFIS/TSK, fusión tardía) que clasifica ventanas de 180 registros de operación del horno de cereales en Normal / Fallo, con una capa de interpretabilidad (SHAP + atribución fuzzy) que genera un estado interpretativo, identifica los bloques funcionales implicados y propone acciones correctivas.</w:t>
             </w:r>
           </w:p>
         </w:tc>
@@ -796,7 +657,7 @@
           </w:tcPr>
           <w:p ns2:paraId="0D276D1A" ns2:textId="77777777">
             <w:r>
-              <w:t xml:space="preserve">Detectar de forma temprana anomalías y fallos incipientes en hornos industriales de procesado de cereales (aislamiento térmico, resistencias, refractario, sensores, válvula de gas, ventilador), reduciendo el mantenimiento reactivo y las paradas no planificadas mediante mantenimiento predictivo.</w:t>
+              <w:t xml:space="preserve">Detectar de forma temprana anomalías y fallos incipientes en hornos industriales de procesado de cereales (aislamiento térmico, resistencias, refractario, sensores, válvulas, ventilación) y proporcionar recomendaciones estructuradas para que los equipos de mantenimiento intervengan antes de que un problema menor se agrave.</w:t>
             </w:r>
           </w:p>
         </w:tc>
@@ -851,7 +712,7 @@
           </w:tcPr>
           <w:p ns2:paraId="2A1BDCF3" ns2:textId="77777777">
             <w:r>
-              <w:t xml:space="preserve">El sistema de monitorización del horno envía periódicamente los últimos registros de los 13 sensores (temperatura por zonas, presión, potencia, flujo de gas, humedad, velocidad de ventilador, etc.) al endpoint de predicción, en modo batch (CSV de uno o varios ciclos completos) o inline (última lectura, evaluada como punto de operación estacionario). El modelo devuelve, por cada ventana de 180 minutos, la probabilidad de anomalía y, cuando se supera el umbral, un informe con el subsistema más probablemente implicado y acciones correctivas sugeridas.</w:t>
+              <w:t xml:space="preserve">El sistema de monitorización del horno envía periódicamente los últimos registros de los 13 sensores (temperatura por zona, presiones, potencia, flujo de gas, humedad, velocidad de ventilador). El usuario sube un CSV con al menos 180 registros consecutivos correspondientes a uno o varios ciclos de horneado. El modelo analiza ventanas deslizantes de 180 registros y devuelve para cada una la predicción binaria (No Fallo / Fallo) con su probabilidad, el estado interpretativo, los bloques funcionales afectados y las acciones correctivas sugeridas.</w:t>
             </w:r>
           </w:p>
         </w:tc>
@@ -1133,7 +994,7 @@
           </w:tcPr>
           <w:p ns2:paraId="73AC0988" ns2:textId="77777777">
             <w:r>
-              <w:t xml:space="preserve">Temperatura zona 1 del horno — entrada (°C)</w:t>
+              <w:t xml:space="preserve">Temperatura zona 1 (°C)</w:t>
             </w:r>
           </w:p>
         </w:tc>
@@ -1250,7 +1111,7 @@
           </w:tcPr>
           <w:p ns2:paraId="73AC0988" ns2:textId="77777777">
             <w:r>
-              <w:t xml:space="preserve">Temperatura zona 2 del horno — parte media (°C)</w:t>
+              <w:t xml:space="preserve">Temperatura zona 2 (°C)</w:t>
             </w:r>
           </w:p>
         </w:tc>
@@ -1367,7 +1228,7 @@
           </w:tcPr>
           <w:p ns2:paraId="73AC0988" ns2:textId="77777777">
             <w:r>
-              <w:t xml:space="preserve">Temperatura zona 3 del horno — salida (°C)</w:t>
+              <w:t xml:space="preserve">Temperatura zona 3 (°C)</w:t>
             </w:r>
           </w:p>
         </w:tc>
@@ -1484,7 +1345,7 @@
           </w:tcPr>
           <w:p ns2:paraId="73AC0988" ns2:textId="77777777">
             <w:r>
-              <w:t xml:space="preserve">Temperatura de salida de gases de escape (°C)</w:t>
+              <w:t xml:space="preserve">Temperatura salida de gases (°C)</w:t>
             </w:r>
           </w:p>
         </w:tc>
@@ -1601,7 +1462,7 @@
           </w:tcPr>
           <w:p ns2:paraId="73AC0988" ns2:textId="77777777">
             <w:r>
-              <w:t xml:space="preserve">Presión interna de la cámara (mbar)</w:t>
+              <w:t xml:space="preserve">Presión de cámara (mbar)</w:t>
             </w:r>
           </w:p>
         </w:tc>
@@ -1718,7 +1579,7 @@
           </w:tcPr>
           <w:p ns2:paraId="73AC0988" ns2:textId="77777777">
             <w:r>
-              <w:t xml:space="preserve">Presión del sistema de ventilación/extracción (mbar)</w:t>
+              <w:t xml:space="preserve">Presión de ventilación (mbar)</w:t>
             </w:r>
           </w:p>
         </w:tc>
@@ -1835,7 +1696,7 @@
           </w:tcPr>
           <w:p ns2:paraId="73AC0988" ns2:textId="77777777">
             <w:r>
-              <w:t xml:space="preserve">Potencia eléctrica consumida (kW)</w:t>
+              <w:t xml:space="preserve">Potencia eléctrica (kW)</w:t>
             </w:r>
           </w:p>
         </w:tc>
@@ -1952,7 +1813,7 @@
           </w:tcPr>
           <w:p ns2:paraId="73AC0988" ns2:textId="77777777">
             <w:r>
-              <w:t xml:space="preserve">Flujo de gas del combustible (m³/h)</w:t>
+              <w:t xml:space="preserve">Flujo de gas (m³/h)</w:t>
             </w:r>
           </w:p>
         </w:tc>
@@ -2069,7 +1930,7 @@
           </w:tcPr>
           <w:p ns2:paraId="73AC0988" ns2:textId="77777777">
             <w:r>
-              <w:t xml:space="preserve">Humedad relativa interior (%)</w:t>
+              <w:t xml:space="preserve">Humedad relativa (%)</w:t>
             </w:r>
           </w:p>
         </w:tc>
@@ -2186,7 +2047,7 @@
           </w:tcPr>
           <w:p ns2:paraId="73AC0988" ns2:textId="77777777">
             <w:r>
-              <w:t xml:space="preserve">Temperatura ambiente exterior (°C)</w:t>
+              <w:t xml:space="preserve">Temperatura ambiente (°C)</w:t>
             </w:r>
           </w:p>
         </w:tc>
@@ -2303,7 +2164,7 @@
           </w:tcPr>
           <w:p ns2:paraId="73AC0988" ns2:textId="77777777">
             <w:r>
-              <w:t xml:space="preserve">Temperatura objetivo programada (°C)</w:t>
+              <w:t xml:space="preserve">Temperatura de consigna (°C)</w:t>
             </w:r>
           </w:p>
         </w:tc>
@@ -2420,7 +2281,7 @@
           </w:tcPr>
           <w:p ns2:paraId="73AC0988" ns2:textId="77777777">
             <w:r>
-              <w:t xml:space="preserve">Posición de la válvula de gas (%)</w:t>
+              <w:t xml:space="preserve">Posición de válvula (%)</w:t>
             </w:r>
           </w:p>
         </w:tc>
@@ -2537,7 +2398,7 @@
           </w:tcPr>
           <w:p ns2:paraId="73AC0988" ns2:textId="77777777">
             <w:r>
-              <w:t xml:space="preserve">Velocidad del ventilador de circulación (RPM)</w:t>
+              <w:t xml:space="preserve">Velocidad del ventilador (RPM)</w:t>
             </w:r>
           </w:p>
         </w:tc>
@@ -2654,7 +2515,7 @@
           </w:tcPr>
           <w:p ns2:paraId="73AC0988" ns2:textId="77777777">
             <w:r>
-              <w:t xml:space="preserve">Marca temporal de cada registro, para ordenar cronológicamente</w:t>
+              <w:t xml:space="preserve">Marca temporal de la medida</w:t>
             </w:r>
           </w:p>
         </w:tc>
@@ -2771,7 +2632,7 @@
           </w:tcPr>
           <w:p ns2:paraId="73AC0988" ns2:textId="77777777">
             <w:r>
-              <w:t xml:space="preserve">Identificador de ciclo de secado. Si falta, el CSV se trata como una única serie temporal continua</w:t>
+              <w:t xml:space="preserve">Identificador del ciclo de horneado (opcional — se asume una serie continua si se omite)</w:t>
             </w:r>
           </w:p>
         </w:tc>
@@ -3099,7 +2960,7 @@
           </w:tcPr>
           <w:p ns2:paraId="6B1D3E7E" ns2:textId="77777777">
             <w:r>
-              <w:t xml:space="preserve">Etiqueta binaria de la ventana</w:t>
+              <w:t xml:space="preserve">Resultado del análisis de la ventana temporal</w:t>
             </w:r>
           </w:p>
         </w:tc>
@@ -3122,7 +2983,7 @@
           </w:tcPr>
           <w:p ns2:paraId="5BF35099" ns2:textId="77777777">
             <w:r>
-              <w:t xml:space="preserve">{'Fallo', 'No Fallo'}</w:t>
+              <w:t xml:space="preserve">{'No Fallo', 'Fallo'}</w:t>
             </w:r>
           </w:p>
         </w:tc>
@@ -3145,7 +3006,7 @@
           </w:tcPr>
           <w:p ns2:paraId="2067DBEB" ns2:textId="77777777">
             <w:r>
-              <w:t xml:space="preserve">'Fallo' si anomaly_probability &gt;= decision_threshold (0.41)</w:t>
+              <w:t xml:space="preserve">'Fallo' si anomaly_probability &gt;= decision_threshold (0,41)</w:t>
             </w:r>
           </w:p>
         </w:tc>
@@ -3216,7 +3077,7 @@
           </w:tcPr>
           <w:p ns2:paraId="6B1D3E7E" ns2:textId="77777777">
             <w:r>
-              <w:t xml:space="preserve">Probabilidad de anomalía de la mezcla tardía (0.7·rama fuzzy + 0.3·rama LSTM), sigmoide aplicada</w:t>
+              <w:t xml:space="preserve">Probabilidad de anomalía de la mezcla tardía (0,7·rama fuzzy + 0,3·rama LSTM), sigmoide aplicada</w:t>
             </w:r>
           </w:p>
         </w:tc>
@@ -3262,7 +3123,7 @@
           </w:tcPr>
           <w:p ns2:paraId="2067DBEB" ns2:textId="77777777">
             <w:r>
-              <w:t xml:space="preserve">valores cercanos a 1 indican alta confianza en anomalía</w:t>
+              <w:t xml:space="preserve">Valores cercanos a 1 indican alta confianza en anomalía</w:t>
             </w:r>
           </w:p>
         </w:tc>
@@ -3356,7 +3217,7 @@
           </w:tcPr>
           <w:p ns2:paraId="5BF35099" ns2:textId="77777777">
             <w:r>
-              <w:t xml:space="preserve">0.41 (fijo, seleccionado en validación)</w:t>
+              <w:t xml:space="preserve">0,41 (fijo, seleccionado en validación)</w:t>
             </w:r>
           </w:p>
         </w:tc>
@@ -3379,7 +3240,7 @@
           </w:tcPr>
           <w:p ns2:paraId="2067DBEB" ns2:textId="77777777">
             <w:r>
-              <w:t xml:space="preserve">trazabilidad del punto de corte usado en esa predicción</w:t>
+              <w:t xml:space="preserve">Trazabilidad del punto de corte usado en esa predicción</w:t>
             </w:r>
           </w:p>
         </w:tc>
@@ -3427,7 +3288,7 @@
           </w:tcPr>
           <w:p ns2:paraId="53FB4F47" ns2:textId="77777777">
             <w:r>
-              <w:t xml:space="preserve">objeto (CU44)</w:t>
+              <w:t xml:space="preserve">text (JSON)</w:t>
             </w:r>
           </w:p>
         </w:tc>
@@ -3450,7 +3311,7 @@
           </w:tcPr>
           <w:p ns2:paraId="6B1D3E7E" ns2:textId="77777777">
             <w:r>
-              <w:t xml:space="preserve">Estado interpretativo, bloques de subsistema implicados y acciones sugeridas — solo presente cuando la ventana se marca como anómala</w:t>
+              <w:t xml:space="preserve">Estado interpretativo, bloques funcionales implicados y acciones correctivas sugeridas — solo presente cuando la ventana se marca como Fallo</w:t>
             </w:r>
           </w:p>
         </w:tc>
@@ -3496,7 +3357,7 @@
           </w:tcPr>
           <w:p ns2:paraId="2067DBEB" ns2:textId="77777777">
             <w:r>
-              <w:t xml:space="preserve">guía priorizada de qué revisar primero (combustión/flujo, térmico, ventilación/presión)</w:t>
+              <w:t xml:space="preserve">Guía priorizada de qué revisar primero (combustión/flujo, térmico, ventilación/presión)</w:t>
             </w:r>
           </w:p>
         </w:tc>
@@ -3700,7 +3561,7 @@
           </w:tcPr>
           <w:p ns2:paraId="631A7871" ns2:textId="77777777">
             <w:r>
-              <w:t xml:space="preserve">Accuracy (test)</w:t>
+              <w:t xml:space="preserve">Exactitud (Accuracy) (test)</w:t>
             </w:r>
           </w:p>
         </w:tc>
@@ -3723,7 +3584,7 @@
           </w:tcPr>
           <w:p ns2:paraId="098B665D" ns2:textId="77777777">
             <w:r>
-              <w:t xml:space="preserve">0.989</w:t>
+              <w:t xml:space="preserve">0,989</w:t>
             </w:r>
           </w:p>
         </w:tc>
@@ -3746,7 +3607,7 @@
           </w:tcPr>
           <w:p ns2:paraId="43E2B30F" ns2:textId="77777777">
             <w:r>
-              <w:t xml:space="preserve">Exactitud global sobre el conjunto de test hold-out (checkpoint entregado, verificado)</w:t>
+              <w:t xml:space="preserve">El modelo clasifica correctamente el 98,9% del total de 3000 ventanas analizadas en test (tanto normales como con fallo).</w:t>
             </w:r>
           </w:p>
         </w:tc>
@@ -3769,7 +3630,7 @@
           </w:tcPr>
           <w:p ns2:paraId="6AFC25E8" ns2:textId="77777777">
             <w:r>
-              <w:t xml:space="preserve">el modelo clasifica correctamente el 98.9% de las ventanas de test</w:t>
+              <w:t xml:space="preserve">El 98,9% de las ventanas de test quedan clasificadas correctamente.</w:t>
             </w:r>
           </w:p>
         </w:tc>
@@ -3794,7 +3655,7 @@
           </w:tcPr>
           <w:p ns2:paraId="631A7871" ns2:textId="77777777">
             <w:r>
-              <w:t xml:space="preserve">F1 clase Fallo (test)</w:t>
+              <w:t xml:space="preserve">F1 Macro (test)</w:t>
             </w:r>
           </w:p>
         </w:tc>
@@ -3817,7 +3678,7 @@
           </w:tcPr>
           <w:p ns2:paraId="098B665D" ns2:textId="77777777">
             <w:r>
-              <w:t xml:space="preserve">0.905</w:t>
+              <w:t xml:space="preserve">0,9498</w:t>
             </w:r>
           </w:p>
         </w:tc>
@@ -3840,7 +3701,7 @@
           </w:tcPr>
           <w:p ns2:paraId="43E2B30F" ns2:textId="77777777">
             <w:r>
-              <w:t xml:space="preserve">F1-score de la clase minoritaria (Fallo) sobre test — verificado tras integración</w:t>
+              <w:t xml:space="preserve">Promedio no ponderado del F1 de ambas clases (Fallo y No Fallo) sobre el conjunto de test.</w:t>
             </w:r>
           </w:p>
         </w:tc>
@@ -3863,7 +3724,7 @@
           </w:tcPr>
           <w:p ns2:paraId="6AFC25E8" ns2:textId="77777777">
             <w:r>
-              <w:t xml:space="preserve">buen equilibrio entre detectar fallos reales y evitar falsas alarmas</w:t>
+              <w:t xml:space="preserve">Calificación general de 95% que confirma un excelente balance entre no lanzar falsas alarmas y no dejar pasar fallos.</w:t>
             </w:r>
           </w:p>
         </w:tc>
@@ -3888,7 +3749,7 @@
           </w:tcPr>
           <w:p ns2:paraId="631A7871" ns2:textId="77777777">
             <w:r>
-              <w:t xml:space="preserve">Precision/Recall Fallo (test)</w:t>
+              <w:t xml:space="preserve">Precisión (Fallo) / Recall (Fallo) (test)</w:t>
             </w:r>
           </w:p>
         </w:tc>
@@ -3911,7 +3772,7 @@
           </w:tcPr>
           <w:p ns2:paraId="098B665D" ns2:textId="77777777">
             <w:r>
-              <w:t xml:space="preserve">0.888 / 0.924</w:t>
+              <w:t xml:space="preserve">0,8876 / 0,9240</w:t>
             </w:r>
           </w:p>
         </w:tc>
@@ -3934,7 +3795,7 @@
           </w:tcPr>
           <w:p ns2:paraId="43E2B30F" ns2:textId="77777777">
             <w:r>
-              <w:t xml:space="preserve">De cada 100 alertas de fallo, ~89 son reales; se detecta el 92.4% de los fallos reales</w:t>
+              <w:t xml:space="preserve">Precisión: cuando el modelo lanza una alerta de fallo, acierta el 88,8% de las veces. Recall: el modelo detecta el 92,4% de todos los fallos.</w:t>
             </w:r>
           </w:p>
         </w:tc>
@@ -3957,7 +3818,7 @@
           </w:tcPr>
           <w:p ns2:paraId="6AFC25E8" ns2:textId="77777777">
             <w:r>
-              <w:t xml:space="preserve">prioriza no perder fallos reales, asumiendo algo más de falsas alarmas que otras configuraciones del mismo modelo</w:t>
+              <w:t xml:space="preserve">Prioriza no perder fallos reales, asumiendo algo más de falsas alarmas.</w:t>
             </w:r>
           </w:p>
         </w:tc>
@@ -3982,7 +3843,7 @@
           </w:tcPr>
           <w:p ns2:paraId="631A7871" ns2:textId="77777777">
             <w:r>
-              <w:t xml:space="preserve">AUC-ROC clase Fallo (test)</w:t>
+              <w:t xml:space="preserve">AUC-ROC (test)</w:t>
             </w:r>
           </w:p>
         </w:tc>
@@ -4005,7 +3866,7 @@
           </w:tcPr>
           <w:p ns2:paraId="098B665D" ns2:textId="77777777">
             <w:r>
-              <w:t xml:space="preserve">0.995</w:t>
+              <w:t xml:space="preserve">0,9954</w:t>
             </w:r>
           </w:p>
         </w:tc>
@@ -4028,7 +3889,7 @@
           </w:tcPr>
           <w:p ns2:paraId="43E2B30F" ns2:textId="77777777">
             <w:r>
-              <w:t xml:space="preserve">Capacidad discriminativa entre Normal y Fallo — verificado tras integración</w:t>
+              <w:t xml:space="preserve">Capacidad casi perfecta para distinguir entre una situación normal y un fallo real sin confundirlos — medida global (fallo + no fallo), no exclusiva de la clase fallo.</w:t>
             </w:r>
           </w:p>
         </w:tc>
@@ -4051,7 +3912,7 @@
           </w:tcPr>
           <w:p ns2:paraId="6AFC25E8" ns2:textId="77777777">
             <w:r>
-              <w:t xml:space="preserve">separación casi perfecta entre ambas clases en el dataset sintético de test</w:t>
+              <w:t xml:space="preserve">Separación casi perfecta entre ambas clases en el dataset sintético de test.</w:t>
             </w:r>
           </w:p>
         </w:tc>
@@ -4076,7 +3937,7 @@
           </w:tcPr>
           <w:p ns2:paraId="631A7871" ns2:textId="77777777">
             <w:r>
-              <w:t xml:space="preserve">Accuracy / Recall Fallo (memoria CU43 v1.4, declarados)</w:t>
+              <w:t xml:space="preserve">Recall Macro (test)</w:t>
             </w:r>
           </w:p>
         </w:tc>
@@ -4099,7 +3960,7 @@
           </w:tcPr>
           <w:p ns2:paraId="098B665D" ns2:textId="77777777">
             <w:r>
-              <w:t xml:space="preserve">0.928 / 0.663</w:t>
+              <w:t xml:space="preserve">0,958</w:t>
             </w:r>
           </w:p>
         </w:tc>
@@ -4122,7 +3983,7 @@
           </w:tcPr>
           <w:p ns2:paraId="43E2B30F" ns2:textId="77777777">
             <w:r>
-              <w:t xml:space="preserve">Cifras reportadas en la memoria entregada (v1.4, 29/06/2026) — corresponden a una configuración de modelo distinta a la del checkpoint finalmente entregado (ver observaciones técnicas)</w:t>
+              <w:t xml:space="preserve">Eficacia equilibrada del 95,8% que muestra que el modelo es igual de preciso detectando fallos que reconociendo la operación normal, sin ignorar los fallos aunque sean poco frecuentes.</w:t>
             </w:r>
           </w:p>
         </w:tc>
@@ -4145,7 +4006,7 @@
           </w:tcPr>
           <w:p ns2:paraId="6AFC25E8" ns2:textId="77777777">
             <w:r>
-              <w:t xml:space="preserve">se incluyen por trazabilidad documental; las cifras de referencia para producción son las verificadas arriba, no estas</w:t>
+              <w:t xml:space="preserve">El modelo mantiene un rendimiento equilibrado entre ambas clases.</w:t>
             </w:r>
           </w:p>
         </w:tc>
@@ -4180,7 +4041,6 @@
       </w:pPr>
       <w:bookmarkStart w:id="14" w:name="_Toc233977727"/>
       <w:r>
-        <w:lastRenderedPageBreak/>
         <w:t>5. Limitaciones conocidas</w:t>
       </w:r>
       <w:bookmarkEnd w:id="14"/>
@@ -4312,7 +4172,7 @@
           </w:tcPr>
           <w:p ns2:paraId="3E7B7A63" ns2:textId="77777777">
             <w:r>
-              <w:t xml:space="preserve">El modelo se entrena y evalúa sobre datos generados por un simulador propio (src/data_processing/generate_dataset.py), ante la ausencia de datos reales etiquetados de hornos industriales por confidencialidad del sector. Requiere validación con datos reales antes de cualquier despliegue en producción.</w:t>
+              <w:t xml:space="preserve">El modelo ha sido entrenado y evaluado con datos sintéticos generados específicamente para el proyecto. Sus métricas, comportamiento y capacidad de generalización deben validarse con datos reales del horno de cereales antes de su uso en producción.</w:t>
             </w:r>
           </w:p>
         </w:tc>
@@ -4337,7 +4197,7 @@
           </w:tcPr>
           <w:p ns2:paraId="26419EF2" ns2:textId="77777777">
             <w:r>
-              <w:t xml:space="preserve">Discrepancia memoria vs. checkpoint entregado</w:t>
+              <w:t xml:space="preserve">Tamaño mínimo de ventana</w:t>
             </w:r>
           </w:p>
         </w:tc>
@@ -4360,7 +4220,7 @@
           </w:tcPr>
           <w:p ns2:paraId="3E7B7A63" ns2:textId="77777777">
             <w:r>
-              <w:t xml:space="preserve">La memoria CU43 v1.4 describe hiperparámetros y métricas de una configuración de modelo anterior a la del checkpoint realmente entregado (reentrenado ~2 semanas después de cerrar la memoria). Este plugin usa el checkpoint real, verificado — ver inbox/a43/manifest.yaml known_issues.</w:t>
+              <w:t xml:space="preserve">El modelo requiere al menos 180 registros consecutivos (3 horas a 1 muestra/minuto) para generar una predicción. Los ciclos o archivos con una longitud inferior no pueden ser evaluados.</w:t>
             </w:r>
           </w:p>
         </w:tc>
@@ -4385,7 +4245,7 @@
           </w:tcPr>
           <w:p ns2:paraId="26419EF2" ns2:textId="77777777">
             <w:r>
-              <w:t xml:space="preserve">Sin modo 'una fila = una predicción'</w:t>
+              <w:t xml:space="preserve">Umbral de decisión</w:t>
             </w:r>
           </w:p>
         </w:tc>
@@ -4408,7 +4268,7 @@
           </w:tcPr>
           <w:p ns2:paraId="3E7B7A63" ns2:textId="77777777">
             <w:r>
-              <w:t xml:space="preserve">La unidad mínima de inferencia es una ventana de 180 registros consecutivos (3 horas a 1 muestra/minuto). El modo inline aproxima un punto de operación puntual repitiendo la lectura 180 veces (ventana sintética estacionaria), no sustituye a un histórico real.</w:t>
+              <w:t xml:space="preserve">El modelo utiliza un umbral de decisión de 0,41, seleccionado durante el proceso de validación. Su comportamiento deberá comprobarse con datos reales antes de su utilización en producción.</w:t>
             </w:r>
           </w:p>
         </w:tc>
@@ -4433,7 +4293,7 @@
           </w:tcPr>
           <w:p ns2:paraId="26419EF2" ns2:textId="77777777">
             <w:r>
-              <w:t xml:space="preserve">Recall moderado en ciertos tipos de falla</w:t>
+              <w:t xml:space="preserve">Interpretabilidad</w:t>
             </w:r>
           </w:p>
         </w:tc>
@@ -4456,7 +4316,55 @@
           </w:tcPr>
           <w:p ns2:paraId="3E7B7A63" ns2:textId="77777777">
             <w:r>
-              <w:t xml:space="preserve">El checkpoint entregado, pese a un recall global de 0.924, puede no detectar el 100% de las instancias de un tipo de falla concreto (ver caso 'cycle_2519_valvula_obstruida' del golden dataset, un falso negativo real reproducido y documentado, no oculto).</w:t>
+              <w:t xml:space="preserve">El modelo proporciona información sobre los factores y patrones relevantes para cada predicción, facilitando la comprensión de las anomalías y apoyando el diagnóstico por parte del personal técnico. La interpretación final debe realizarse en el contexto del proceso y con conocimiento experto.</w:t>
+            </w:r>
+          </w:p>
+        </w:tc>
+      </w:tr>
+      <w:tr ns2:paraId="221304F4" ns2:textId="77777777">
+        <w:tc>
+          <w:tcPr>
+            <w:tcW w:w="3120" w:type="dxa"/>
+            <w:tcBorders>
+              <w:top w:val="single" w:sz="4" w:space="0" w:color="BFCFDF"/>
+              <w:left w:val="single" w:sz="4" w:space="0" w:color="BFCFDF"/>
+              <w:bottom w:val="single" w:sz="4" w:space="0" w:color="BFCFDF"/>
+              <w:right w:val="single" w:sz="4" w:space="0" w:color="BFCFDF"/>
+            </w:tcBorders>
+            <w:shd w:val="clear" w:color="auto" w:fill="EBF3FB"/>
+            <w:tcMar>
+              <w:top w:w="80" w:type="dxa"/>
+              <w:left w:w="120" w:type="dxa"/>
+              <w:bottom w:w="80" w:type="dxa"/>
+              <w:right w:w="120" w:type="dxa"/>
+            </w:tcMar>
+          </w:tcPr>
+          <w:p ns2:paraId="26419EF2" ns2:textId="77777777">
+            <w:r>
+              <w:t xml:space="preserve">Recomendaciones operativas</w:t>
+            </w:r>
+          </w:p>
+        </w:tc>
+        <w:tc>
+          <w:tcPr>
+            <w:tcW w:w="6240" w:type="dxa"/>
+            <w:tcBorders>
+              <w:top w:val="single" w:sz="4" w:space="0" w:color="BFCFDF"/>
+              <w:left w:val="single" w:sz="4" w:space="0" w:color="BFCFDF"/>
+              <w:bottom w:val="single" w:sz="4" w:space="0" w:color="BFCFDF"/>
+              <w:right w:val="single" w:sz="4" w:space="0" w:color="BFCFDF"/>
+            </w:tcBorders>
+            <w:shd w:val="clear" w:color="auto" w:fill="EBF3FB"/>
+            <w:tcMar>
+              <w:top w:w="80" w:type="dxa"/>
+              <w:left w:w="120" w:type="dxa"/>
+              <w:bottom w:w="80" w:type="dxa"/>
+              <w:right w:w="120" w:type="dxa"/>
+            </w:tcMar>
+          </w:tcPr>
+          <w:p ns2:paraId="3E7B7A63" ns2:textId="77777777">
+            <w:r>
+              <w:t xml:space="preserve">Las acciones propuestas se generan a partir del modo de fallo detectado y de la información proporcionada por la capa de interpretabilidad. Constituyen orientaciones para apoyar la toma de decisiones y no sustituyen la valoración del personal técnico cualificado.</w:t>
             </w:r>
           </w:p>
         </w:tc>
@@ -4500,7 +4408,7 @@
         <w:jc w:val="both"/>
       </w:pPr>
       <w:r>
-        <w:t xml:space="preserve">CPU estándar x86-64 suficiente para inferencia; GPU CUDA recomendable solo para reentrenamiento. RAM 8 GB mínimo. Artefactos: ~215 KB (checkpoint) + ~4 KB (scalers) + ~2.3 MB (background SHAP). Librerías núcleo: torch 2.5.1, numpy 2.4.6, pandas 3.0.3, scikit-learn 1.8.0, shap 0.51.0 (verificado con versiones ligeramente superiores en el entorno de integración, sin incidencias — ver known_issues del manifest). La capa XAI (SHAP GradientExplainer) añade latencia notable por ventana anómala explicada; se ejecuta solo cuando la ventana supera el umbral de decisión.</w:t>
+        <w:t>CPU estándar x86-64 suficiente para inferencia; GPU CUDA recomendable solo para reentrenamiento. RAM 8 GB mínimo. Artefactos: ~215 KB (checkpoint) + ~4 KB (scalers) + ~2.3 MB (background SHAP). Librerías núcleo: torch 2.5.1, numpy 2.4.6, pandas 3.0.3, scikit-learn 1.8.0, shap 0.51.0 (verificado con versiones ligeramente superiores en el entorno de integración, sin incidencias — ver known_issues del manifest). La capa XAI (SHAP GradientExplainer) añade latencia notable por ventana anómala explicada; se ejecuta solo cuando la ventana supera el umbral de decisión.</w:t>
       </w:r>
     </w:p>
     <w:p ns2:paraId="642BAC39" ns2:textId="77777777"/>
@@ -4517,7 +4425,6 @@
       </w:pPr>
       <w:bookmarkStart w:id="17" w:name="_Toc233977729"/>
       <w:r>
-        <w:lastRenderedPageBreak/>
         <w:t>7. Fichero de prueba de referencia</w:t>
       </w:r>
       <w:bookmarkEnd w:id="17"/>
